--- a/docs/academico/practica-04/F4_Problemas_del_Proceso_Colegio_Andino.docx
+++ b/docs/academico/practica-04/F4_Problemas_del_Proceso_Colegio_Andino.docx
@@ -3329,7 +3329,7 @@
                 <w:sz w:val="17"/>
                 <w:szCs w:val="17"/>
               </w:rPr>
-              <w:t xml:space="preserve">Pool del Colegio: AS-02 (lane Área solicitante), AS-05, AS-06 y AS-08 (lane RR. HH.) y el mensaje de postulación y CV (Postulante → AS-08).</w:t>
+              <w:t xml:space="preserve">Pool del Colegio: AS-02 (lane Área solicitante), AS-05, AS-06 y AS-08 (lane RR. HH.) y el mensaje MF-02 de postulación y CV (Postulante → AS-08).</w:t>
             </w:r>
           </w:p>
         </w:tc>
@@ -3406,7 +3406,7 @@
                 <w:sz w:val="17"/>
                 <w:szCs w:val="17"/>
               </w:rPr>
-              <w:t xml:space="preserve">AS-02 → AS-03 → AS-04 y la compuerta G-01 (parte 1); AS-09 y la compuerta G-02 (parte 2).</w:t>
+              <w:t xml:space="preserve">AS-02 → AS-03 → AS-04 y la compuerta G-01 (parte 1); AS-09 y la compuerta G-02 dentro de SP-01 (parte 2).</w:t>
             </w:r>
           </w:p>
         </w:tc>
@@ -3483,7 +3483,7 @@
                 <w:sz w:val="17"/>
                 <w:szCs w:val="17"/>
               </w:rPr>
-              <w:t xml:space="preserve">AS-11 (lane Evaluadores) y AS-12 (lane RR. HH.), parte 2.</w:t>
+              <w:t xml:space="preserve">AS-11 (lane Evaluadores, dentro de SP-01) y AS-12 (lane RR. HH.), parte 2.</w:t>
             </w:r>
           </w:p>
         </w:tc>
@@ -3560,7 +3560,7 @@
                 <w:sz w:val="17"/>
                 <w:szCs w:val="17"/>
               </w:rPr>
-              <w:t xml:space="preserve">Flujos de mensaje de AS-06 (convocatoria), AS-07/AS-08 (recepción), AS-10 (citación) y AS-14 (resultado).</w:t>
+              <w:t xml:space="preserve">Flujos de mensaje MF-01 (AS-06, convocatoria), MF-02 (AS-07 → AS-08, recepción), MF-03 (AS-10, citación) y MF-04 (AS-14, resultado).</w:t>
             </w:r>
           </w:p>
         </w:tc>
@@ -3893,7 +3893,7 @@
       <w:r>
         <w:drawing>
           <wp:inline distT="0" distB="0" distL="0" distR="0">
-            <wp:extent cx="5759999" cy="4761599"/>
+            <wp:extent cx="5759999" cy="5739053"/>
             <wp:docPr id="102" name="F4-bpmn-as-is-problemas-parte2.png"/>
             <wp:cNvGraphicFramePr>
               <a:graphicFrameLocks xmlns:a="http://schemas.openxmlformats.org/drawingml/2006/main" noChangeAspect="1"/>
@@ -3914,7 +3914,7 @@
                   <pic:spPr>
                     <a:xfrm>
                       <a:off x="0" y="0"/>
-                      <a:ext cx="5759999" cy="4761599"/>
+                      <a:ext cx="5759999" cy="5739053"/>
                     </a:xfrm>
                     <a:prstGeom prst="rect">
                       <a:avLst/>

--- a/docs/academico/practica-04/F4_Problemas_del_Proceso_Colegio_Andino.docx
+++ b/docs/academico/practica-04/F4_Problemas_del_Proceso_Colegio_Andino.docx
@@ -4023,6 +4023,7 @@
       </w:pPr>
     </w:p>
     <w:sectPr>
+      <w:headerReference w:type="default" r:id="rId7"/>
       <w:pgSz w:w="11906" w:h="16838"/>
       <w:pgMar w:top="1417" w:right="1701" w:bottom="1417" w:left="1701" w:header="708" w:footer="708" w:gutter="0"/>
       <w:cols w:space="708"/>
